--- a/Buoi1/Dieu_khien_led_74HC595/Dieu_khien_led.docx
+++ b/Buoi1/Dieu_khien_led_74HC595/Dieu_khien_led.docx
@@ -821,1250 +821,146 @@
         </w:rPr>
       </w:pPr>
       <w:r>
-        <w:rPr>
-          <w:rFonts w:ascii="Times New Roman" w:hAnsi="Times New Roman" w:cs="Times New Roman"/>
-          <w:sz w:val="28"/>
-          <w:szCs w:val="28"/>
-          <w:lang w:val="en-US"/>
-        </w:rPr>
         <w:t>#include "stm32f10x.h"</w:t>
-      </w:r>
-    </w:p>
-    <w:p>
-      <w:pPr>
-        <w:rPr>
-          <w:rFonts w:ascii="Times New Roman" w:hAnsi="Times New Roman" w:cs="Times New Roman"/>
-          <w:sz w:val="28"/>
-          <w:szCs w:val="28"/>
-          <w:lang w:val="en-US"/>
-        </w:rPr>
-      </w:pPr>
-    </w:p>
-    <w:p>
-      <w:pPr>
-        <w:rPr>
-          <w:rFonts w:ascii="Times New Roman" w:hAnsi="Times New Roman" w:cs="Times New Roman"/>
-          <w:sz w:val="28"/>
-          <w:szCs w:val="28"/>
-          <w:lang w:val="en-US"/>
-        </w:rPr>
-      </w:pPr>
-      <w:r>
-        <w:rPr>
-          <w:rFonts w:ascii="Times New Roman" w:hAnsi="Times New Roman" w:cs="Times New Roman"/>
-          <w:sz w:val="28"/>
-          <w:szCs w:val="28"/>
-          <w:lang w:val="en-US"/>
-        </w:rPr>
+        <w:br/>
+        <w:br/>
         <w:t>// ham delay</w:t>
-      </w:r>
-    </w:p>
-    <w:p>
-      <w:pPr>
-        <w:rPr>
-          <w:rFonts w:ascii="Times New Roman" w:hAnsi="Times New Roman" w:cs="Times New Roman"/>
-          <w:sz w:val="28"/>
-          <w:szCs w:val="28"/>
-          <w:lang w:val="en-US"/>
-        </w:rPr>
-      </w:pPr>
-      <w:r>
-        <w:rPr>
-          <w:rFonts w:ascii="Times New Roman" w:hAnsi="Times New Roman" w:cs="Times New Roman"/>
-          <w:sz w:val="28"/>
-          <w:szCs w:val="28"/>
-          <w:lang w:val="en-US"/>
-        </w:rPr>
-        <w:lastRenderedPageBreak/>
-        <w:t>void delay(uint32_t ms)</w:t>
-      </w:r>
-    </w:p>
-    <w:p>
-      <w:pPr>
-        <w:rPr>
-          <w:rFonts w:ascii="Times New Roman" w:hAnsi="Times New Roman" w:cs="Times New Roman"/>
-          <w:sz w:val="28"/>
-          <w:szCs w:val="28"/>
-          <w:lang w:val="en-US"/>
-        </w:rPr>
-      </w:pPr>
-      <w:r>
-        <w:rPr>
-          <w:rFonts w:ascii="Times New Roman" w:hAnsi="Times New Roman" w:cs="Times New Roman"/>
-          <w:sz w:val="28"/>
-          <w:szCs w:val="28"/>
-          <w:lang w:val="en-US"/>
-        </w:rPr>
+        <w:br/>
+        <w:t>void delay(uint32_t time)</w:t>
+        <w:br/>
         <w:t>{</w:t>
-      </w:r>
-    </w:p>
-    <w:p>
-      <w:pPr>
-        <w:rPr>
-          <w:rFonts w:ascii="Times New Roman" w:hAnsi="Times New Roman" w:cs="Times New Roman"/>
-          <w:sz w:val="28"/>
-          <w:szCs w:val="28"/>
-          <w:lang w:val="en-US"/>
-        </w:rPr>
-      </w:pPr>
-      <w:r>
-        <w:rPr>
-          <w:rFonts w:ascii="Times New Roman" w:hAnsi="Times New Roman" w:cs="Times New Roman"/>
-          <w:sz w:val="28"/>
-          <w:szCs w:val="28"/>
-          <w:lang w:val="en-US"/>
-        </w:rPr>
-        <w:t xml:space="preserve">    while (ms--)</w:t>
-      </w:r>
-    </w:p>
-    <w:p>
-      <w:pPr>
-        <w:rPr>
-          <w:rFonts w:ascii="Times New Roman" w:hAnsi="Times New Roman" w:cs="Times New Roman"/>
-          <w:sz w:val="28"/>
-          <w:szCs w:val="28"/>
-          <w:lang w:val="en-US"/>
-        </w:rPr>
-      </w:pPr>
-      <w:r>
-        <w:rPr>
-          <w:rFonts w:ascii="Times New Roman" w:hAnsi="Times New Roman" w:cs="Times New Roman"/>
-          <w:sz w:val="28"/>
-          <w:szCs w:val="28"/>
-          <w:lang w:val="en-US"/>
-        </w:rPr>
+        <w:br/>
+        <w:t xml:space="preserve">    while(time)</w:t>
+        <w:br/>
         <w:t xml:space="preserve">    {</w:t>
-      </w:r>
-    </w:p>
-    <w:p>
-      <w:pPr>
-        <w:rPr>
-          <w:rFonts w:ascii="Times New Roman" w:hAnsi="Times New Roman" w:cs="Times New Roman"/>
-          <w:sz w:val="28"/>
-          <w:szCs w:val="28"/>
-          <w:lang w:val="en-US"/>
-        </w:rPr>
-      </w:pPr>
-      <w:r>
-        <w:rPr>
-          <w:rFonts w:ascii="Times New Roman" w:hAnsi="Times New Roman" w:cs="Times New Roman"/>
-          <w:sz w:val="28"/>
-          <w:szCs w:val="28"/>
-          <w:lang w:val="en-US"/>
-        </w:rPr>
-        <w:t xml:space="preserve">        for (volatile uint32_t i = 0; i &lt; 12000; i++);</w:t>
-      </w:r>
-    </w:p>
-    <w:p>
-      <w:pPr>
-        <w:rPr>
-          <w:rFonts w:ascii="Times New Roman" w:hAnsi="Times New Roman" w:cs="Times New Roman"/>
-          <w:sz w:val="28"/>
-          <w:szCs w:val="28"/>
-          <w:lang w:val="en-US"/>
-        </w:rPr>
-      </w:pPr>
-      <w:r>
-        <w:rPr>
-          <w:rFonts w:ascii="Times New Roman" w:hAnsi="Times New Roman" w:cs="Times New Roman"/>
-          <w:sz w:val="28"/>
-          <w:szCs w:val="28"/>
-          <w:lang w:val="en-US"/>
-        </w:rPr>
+        <w:br/>
+        <w:t xml:space="preserve">        SysTick-&gt;CTRL = 5;</w:t>
+        <w:br/>
+        <w:t xml:space="preserve">        SysTick-&gt;VAL = 0;</w:t>
+        <w:br/>
+        <w:t xml:space="preserve">        SysTick-&gt;LOAD = 72000 - 1;</w:t>
+        <w:br/>
+        <w:t xml:space="preserve">        while(!(SysTick-&gt;CTRL &amp; (1 &lt;&lt; 16)));</w:t>
+        <w:br/>
+        <w:t xml:space="preserve">        time--;</w:t>
+        <w:br/>
         <w:t xml:space="preserve">    }</w:t>
-      </w:r>
-    </w:p>
-    <w:p>
-      <w:pPr>
-        <w:rPr>
-          <w:rFonts w:ascii="Times New Roman" w:hAnsi="Times New Roman" w:cs="Times New Roman"/>
-          <w:sz w:val="28"/>
-          <w:szCs w:val="28"/>
-          <w:lang w:val="en-US"/>
-        </w:rPr>
-      </w:pPr>
-      <w:r>
-        <w:rPr>
-          <w:rFonts w:ascii="Times New Roman" w:hAnsi="Times New Roman" w:cs="Times New Roman"/>
-          <w:sz w:val="28"/>
-          <w:szCs w:val="28"/>
-          <w:lang w:val="en-US"/>
-        </w:rPr>
+        <w:br/>
         <w:t>}</w:t>
-      </w:r>
-    </w:p>
-    <w:p>
-      <w:pPr>
-        <w:rPr>
-          <w:rFonts w:ascii="Times New Roman" w:hAnsi="Times New Roman" w:cs="Times New Roman"/>
-          <w:sz w:val="28"/>
-          <w:szCs w:val="28"/>
-          <w:lang w:val="en-US"/>
-        </w:rPr>
-      </w:pPr>
-    </w:p>
-    <w:p>
-      <w:pPr>
-        <w:rPr>
-          <w:rFonts w:ascii="Times New Roman" w:hAnsi="Times New Roman" w:cs="Times New Roman"/>
-          <w:sz w:val="28"/>
-          <w:szCs w:val="28"/>
-          <w:lang w:val="en-US"/>
-        </w:rPr>
-      </w:pPr>
-      <w:r>
-        <w:rPr>
-          <w:rFonts w:ascii="Times New Roman" w:hAnsi="Times New Roman" w:cs="Times New Roman"/>
-          <w:sz w:val="28"/>
-          <w:szCs w:val="28"/>
-          <w:lang w:val="en-US"/>
-        </w:rPr>
+        <w:br/>
+        <w:br/>
         <w:t>int main(void)</w:t>
-      </w:r>
-    </w:p>
-    <w:p>
-      <w:pPr>
-        <w:rPr>
-          <w:rFonts w:ascii="Times New Roman" w:hAnsi="Times New Roman" w:cs="Times New Roman"/>
-          <w:sz w:val="28"/>
-          <w:szCs w:val="28"/>
-          <w:lang w:val="en-US"/>
-        </w:rPr>
-      </w:pPr>
-      <w:r>
-        <w:rPr>
-          <w:rFonts w:ascii="Times New Roman" w:hAnsi="Times New Roman" w:cs="Times New Roman"/>
-          <w:sz w:val="28"/>
-          <w:szCs w:val="28"/>
-          <w:lang w:val="en-US"/>
-        </w:rPr>
+        <w:br/>
         <w:t>{</w:t>
-      </w:r>
-    </w:p>
-    <w:p>
-      <w:pPr>
-        <w:rPr>
-          <w:rFonts w:ascii="Times New Roman" w:hAnsi="Times New Roman" w:cs="Times New Roman"/>
-          <w:sz w:val="28"/>
-          <w:szCs w:val="28"/>
-          <w:lang w:val="en-US"/>
-        </w:rPr>
-      </w:pPr>
-      <w:r>
-        <w:rPr>
-          <w:rFonts w:ascii="Times New Roman" w:hAnsi="Times New Roman" w:cs="Times New Roman"/>
-          <w:sz w:val="28"/>
-          <w:szCs w:val="28"/>
-          <w:lang w:val="en-US"/>
-        </w:rPr>
+        <w:br/>
         <w:t xml:space="preserve">    //PA0</w:t>
-      </w:r>
-    </w:p>
-    <w:p>
-      <w:pPr>
-        <w:rPr>
-          <w:rFonts w:ascii="Times New Roman" w:hAnsi="Times New Roman" w:cs="Times New Roman"/>
-          <w:sz w:val="28"/>
-          <w:szCs w:val="28"/>
-          <w:lang w:val="en-US"/>
-        </w:rPr>
-      </w:pPr>
-      <w:r>
-        <w:rPr>
-          <w:rFonts w:ascii="Times New Roman" w:hAnsi="Times New Roman" w:cs="Times New Roman"/>
-          <w:sz w:val="28"/>
-          <w:szCs w:val="28"/>
-          <w:lang w:val="en-US"/>
-        </w:rPr>
+        <w:br/>
         <w:t xml:space="preserve">    RCC-&gt;APB2ENR |= (1 &lt;&lt; 2);           //cap xung</w:t>
-      </w:r>
-    </w:p>
-    <w:p>
-      <w:pPr>
-        <w:rPr>
-          <w:rFonts w:ascii="Times New Roman" w:hAnsi="Times New Roman" w:cs="Times New Roman"/>
-          <w:sz w:val="28"/>
-          <w:szCs w:val="28"/>
-          <w:lang w:val="en-US"/>
-        </w:rPr>
-      </w:pPr>
-      <w:r>
-        <w:rPr>
-          <w:rFonts w:ascii="Times New Roman" w:hAnsi="Times New Roman" w:cs="Times New Roman"/>
-          <w:sz w:val="28"/>
-          <w:szCs w:val="28"/>
-          <w:lang w:val="en-US"/>
-        </w:rPr>
+        <w:br/>
         <w:t xml:space="preserve">    GPIOA-&gt;CRL &amp;= ~(0b1111 &lt;&lt; 0);        //xoa trang thai cu</w:t>
-      </w:r>
-    </w:p>
-    <w:p>
-      <w:pPr>
-        <w:rPr>
-          <w:rFonts w:ascii="Times New Roman" w:hAnsi="Times New Roman" w:cs="Times New Roman"/>
-          <w:sz w:val="28"/>
-          <w:szCs w:val="28"/>
-          <w:lang w:val="en-US"/>
-        </w:rPr>
-      </w:pPr>
-      <w:r>
-        <w:rPr>
-          <w:rFonts w:ascii="Times New Roman" w:hAnsi="Times New Roman" w:cs="Times New Roman"/>
-          <w:sz w:val="28"/>
-          <w:szCs w:val="28"/>
-          <w:lang w:val="en-US"/>
-        </w:rPr>
+        <w:br/>
         <w:t xml:space="preserve">    GPIOA-&gt;CRL |=  (0b0011 &lt;&lt; 0);        //dat trang thai</w:t>
-      </w:r>
-    </w:p>
-    <w:p>
-      <w:pPr>
-        <w:rPr>
-          <w:rFonts w:ascii="Times New Roman" w:hAnsi="Times New Roman" w:cs="Times New Roman"/>
-          <w:sz w:val="28"/>
-          <w:szCs w:val="28"/>
-          <w:lang w:val="en-US"/>
-        </w:rPr>
-      </w:pPr>
-    </w:p>
-    <w:p>
-      <w:pPr>
-        <w:rPr>
-          <w:rFonts w:ascii="Times New Roman" w:hAnsi="Times New Roman" w:cs="Times New Roman"/>
-          <w:sz w:val="28"/>
-          <w:szCs w:val="28"/>
-          <w:lang w:val="en-US"/>
-        </w:rPr>
-      </w:pPr>
-      <w:r>
-        <w:rPr>
-          <w:rFonts w:ascii="Times New Roman" w:hAnsi="Times New Roman" w:cs="Times New Roman"/>
-          <w:sz w:val="28"/>
-          <w:szCs w:val="28"/>
-          <w:lang w:val="en-US"/>
-        </w:rPr>
+        <w:br/>
+        <w:br/>
         <w:t xml:space="preserve">    //PA1</w:t>
-      </w:r>
-    </w:p>
-    <w:p>
-      <w:pPr>
-        <w:rPr>
-          <w:rFonts w:ascii="Times New Roman" w:hAnsi="Times New Roman" w:cs="Times New Roman"/>
-          <w:sz w:val="28"/>
-          <w:szCs w:val="28"/>
-          <w:lang w:val="en-US"/>
-        </w:rPr>
-      </w:pPr>
-      <w:r>
-        <w:rPr>
-          <w:rFonts w:ascii="Times New Roman" w:hAnsi="Times New Roman" w:cs="Times New Roman"/>
-          <w:sz w:val="28"/>
-          <w:szCs w:val="28"/>
-          <w:lang w:val="en-US"/>
-        </w:rPr>
+        <w:br/>
         <w:t xml:space="preserve">    GPIOA-&gt;CRL &amp;= ~(0b1111 &lt;&lt; 4);       //xoa trang thai cu</w:t>
-      </w:r>
-    </w:p>
-    <w:p>
-      <w:pPr>
-        <w:rPr>
-          <w:rFonts w:ascii="Times New Roman" w:hAnsi="Times New Roman" w:cs="Times New Roman"/>
-          <w:sz w:val="28"/>
-          <w:szCs w:val="28"/>
-          <w:lang w:val="en-US"/>
-        </w:rPr>
-      </w:pPr>
-      <w:r>
-        <w:rPr>
-          <w:rFonts w:ascii="Times New Roman" w:hAnsi="Times New Roman" w:cs="Times New Roman"/>
-          <w:sz w:val="28"/>
-          <w:szCs w:val="28"/>
-          <w:lang w:val="en-US"/>
-        </w:rPr>
+        <w:br/>
         <w:t xml:space="preserve">    GPIOA-&gt;CRL |=  (0b0011 &lt;&lt; 4);       //dat trang thai moi</w:t>
-      </w:r>
-    </w:p>
-    <w:p>
-      <w:pPr>
-        <w:rPr>
-          <w:rFonts w:ascii="Times New Roman" w:hAnsi="Times New Roman" w:cs="Times New Roman"/>
-          <w:sz w:val="28"/>
-          <w:szCs w:val="28"/>
-          <w:lang w:val="en-US"/>
-        </w:rPr>
-      </w:pPr>
-    </w:p>
-    <w:p>
-      <w:pPr>
-        <w:rPr>
-          <w:rFonts w:ascii="Times New Roman" w:hAnsi="Times New Roman" w:cs="Times New Roman"/>
-          <w:sz w:val="28"/>
-          <w:szCs w:val="28"/>
-          <w:lang w:val="en-US"/>
-        </w:rPr>
-      </w:pPr>
-      <w:r>
-        <w:rPr>
-          <w:rFonts w:ascii="Times New Roman" w:hAnsi="Times New Roman" w:cs="Times New Roman"/>
-          <w:sz w:val="28"/>
-          <w:szCs w:val="28"/>
-          <w:lang w:val="en-US"/>
-        </w:rPr>
+        <w:br/>
+        <w:br/>
         <w:t xml:space="preserve">    //PA2</w:t>
-      </w:r>
-    </w:p>
-    <w:p>
-      <w:pPr>
-        <w:rPr>
-          <w:rFonts w:ascii="Times New Roman" w:hAnsi="Times New Roman" w:cs="Times New Roman"/>
-          <w:sz w:val="28"/>
-          <w:szCs w:val="28"/>
-          <w:lang w:val="en-US"/>
-        </w:rPr>
-      </w:pPr>
-      <w:r>
-        <w:rPr>
-          <w:rFonts w:ascii="Times New Roman" w:hAnsi="Times New Roman" w:cs="Times New Roman"/>
-          <w:sz w:val="28"/>
-          <w:szCs w:val="28"/>
-          <w:lang w:val="en-US"/>
-        </w:rPr>
+        <w:br/>
         <w:t xml:space="preserve">    GPIOA-&gt;CRL &amp;= ~(0b1111 &lt;&lt; 8);       //xoa trang thai cu</w:t>
-      </w:r>
-    </w:p>
-    <w:p>
-      <w:pPr>
-        <w:rPr>
-          <w:rFonts w:ascii="Times New Roman" w:hAnsi="Times New Roman" w:cs="Times New Roman"/>
-          <w:sz w:val="28"/>
-          <w:szCs w:val="28"/>
-          <w:lang w:val="en-US"/>
-        </w:rPr>
-      </w:pPr>
-      <w:r>
-        <w:rPr>
-          <w:rFonts w:ascii="Times New Roman" w:hAnsi="Times New Roman" w:cs="Times New Roman"/>
-          <w:sz w:val="28"/>
-          <w:szCs w:val="28"/>
-          <w:lang w:val="en-US"/>
-        </w:rPr>
+        <w:br/>
         <w:t xml:space="preserve">    GPIOA-&gt;CRL |=  (0b0011 &lt;&lt; 8);       //dat trang thai moi</w:t>
-      </w:r>
-    </w:p>
-    <w:p>
-      <w:pPr>
-        <w:rPr>
-          <w:rFonts w:ascii="Times New Roman" w:hAnsi="Times New Roman" w:cs="Times New Roman"/>
-          <w:sz w:val="28"/>
-          <w:szCs w:val="28"/>
-          <w:lang w:val="en-US"/>
-        </w:rPr>
-      </w:pPr>
-    </w:p>
-    <w:p>
-      <w:pPr>
-        <w:rPr>
-          <w:rFonts w:ascii="Times New Roman" w:hAnsi="Times New Roman" w:cs="Times New Roman"/>
-          <w:sz w:val="28"/>
-          <w:szCs w:val="28"/>
-          <w:lang w:val="en-US"/>
-        </w:rPr>
-      </w:pPr>
-      <w:r>
-        <w:rPr>
-          <w:rFonts w:ascii="Times New Roman" w:hAnsi="Times New Roman" w:cs="Times New Roman"/>
-          <w:sz w:val="28"/>
-          <w:szCs w:val="28"/>
-          <w:lang w:val="en-US"/>
-        </w:rPr>
+        <w:br/>
+        <w:br/>
         <w:t xml:space="preserve">    GPIOA-&gt;BSRR = (1 &lt;&lt; 16);</w:t>
-      </w:r>
-    </w:p>
-    <w:p>
-      <w:pPr>
-        <w:rPr>
-          <w:rFonts w:ascii="Times New Roman" w:hAnsi="Times New Roman" w:cs="Times New Roman"/>
-          <w:sz w:val="28"/>
-          <w:szCs w:val="28"/>
-          <w:lang w:val="en-US"/>
-        </w:rPr>
-      </w:pPr>
-      <w:r>
-        <w:rPr>
-          <w:rFonts w:ascii="Times New Roman" w:hAnsi="Times New Roman" w:cs="Times New Roman"/>
-          <w:sz w:val="28"/>
-          <w:szCs w:val="28"/>
-          <w:lang w:val="en-US"/>
-        </w:rPr>
+        <w:br/>
         <w:t xml:space="preserve">    GPIOA-&gt;BSRR = (1 &lt;&lt; 17);</w:t>
-      </w:r>
-    </w:p>
-    <w:p>
-      <w:pPr>
-        <w:rPr>
-          <w:rFonts w:ascii="Times New Roman" w:hAnsi="Times New Roman" w:cs="Times New Roman"/>
-          <w:sz w:val="28"/>
-          <w:szCs w:val="28"/>
-          <w:lang w:val="en-US"/>
-        </w:rPr>
-      </w:pPr>
-      <w:r>
-        <w:rPr>
-          <w:rFonts w:ascii="Times New Roman" w:hAnsi="Times New Roman" w:cs="Times New Roman"/>
-          <w:sz w:val="28"/>
-          <w:szCs w:val="28"/>
-          <w:lang w:val="en-US"/>
-        </w:rPr>
+        <w:br/>
         <w:t xml:space="preserve">    GPIOA-&gt;BSRR = (1 &lt;&lt; 18);</w:t>
-      </w:r>
-    </w:p>
-    <w:p>
-      <w:pPr>
-        <w:rPr>
-          <w:rFonts w:ascii="Times New Roman" w:hAnsi="Times New Roman" w:cs="Times New Roman"/>
-          <w:sz w:val="28"/>
-          <w:szCs w:val="28"/>
-          <w:lang w:val="en-US"/>
-        </w:rPr>
-      </w:pPr>
-    </w:p>
-    <w:p>
-      <w:pPr>
-        <w:rPr>
-          <w:rFonts w:ascii="Times New Roman" w:hAnsi="Times New Roman" w:cs="Times New Roman"/>
-          <w:sz w:val="28"/>
-          <w:szCs w:val="28"/>
-          <w:lang w:val="en-US"/>
-        </w:rPr>
-      </w:pPr>
-      <w:r>
-        <w:rPr>
-          <w:rFonts w:ascii="Times New Roman" w:hAnsi="Times New Roman" w:cs="Times New Roman"/>
-          <w:sz w:val="28"/>
-          <w:szCs w:val="28"/>
-          <w:lang w:val="en-US"/>
-        </w:rPr>
+        <w:br/>
+        <w:br/>
         <w:t xml:space="preserve">    while (1)</w:t>
-      </w:r>
-    </w:p>
-    <w:p>
-      <w:pPr>
-        <w:rPr>
-          <w:rFonts w:ascii="Times New Roman" w:hAnsi="Times New Roman" w:cs="Times New Roman"/>
-          <w:sz w:val="28"/>
-          <w:szCs w:val="28"/>
-          <w:lang w:val="en-US"/>
-        </w:rPr>
-      </w:pPr>
-      <w:r>
-        <w:rPr>
-          <w:rFonts w:ascii="Times New Roman" w:hAnsi="Times New Roman" w:cs="Times New Roman"/>
-          <w:sz w:val="28"/>
-          <w:szCs w:val="28"/>
-          <w:lang w:val="en-US"/>
-        </w:rPr>
-        <w:lastRenderedPageBreak/>
+        <w:br/>
         <w:t xml:space="preserve">    {</w:t>
-      </w:r>
-    </w:p>
-    <w:p>
-      <w:pPr>
-        <w:rPr>
-          <w:rFonts w:ascii="Times New Roman" w:hAnsi="Times New Roman" w:cs="Times New Roman"/>
-          <w:sz w:val="28"/>
-          <w:szCs w:val="28"/>
-          <w:lang w:val="en-US"/>
-        </w:rPr>
-      </w:pPr>
-      <w:r>
-        <w:rPr>
-          <w:rFonts w:ascii="Times New Roman" w:hAnsi="Times New Roman" w:cs="Times New Roman"/>
-          <w:sz w:val="28"/>
-          <w:szCs w:val="28"/>
-          <w:lang w:val="en-US"/>
-        </w:rPr>
+        <w:br/>
         <w:t xml:space="preserve">        //bat led</w:t>
-      </w:r>
-    </w:p>
-    <w:p>
-      <w:pPr>
-        <w:rPr>
-          <w:rFonts w:ascii="Times New Roman" w:hAnsi="Times New Roman" w:cs="Times New Roman"/>
-          <w:sz w:val="28"/>
-          <w:szCs w:val="28"/>
-          <w:lang w:val="en-US"/>
-        </w:rPr>
-      </w:pPr>
-      <w:r>
-        <w:rPr>
-          <w:rFonts w:ascii="Times New Roman" w:hAnsi="Times New Roman" w:cs="Times New Roman"/>
-          <w:sz w:val="28"/>
-          <w:szCs w:val="28"/>
-          <w:lang w:val="en-US"/>
-        </w:rPr>
+        <w:br/>
         <w:t xml:space="preserve">        //PA1 = 1</w:t>
-      </w:r>
-    </w:p>
-    <w:p>
-      <w:pPr>
-        <w:rPr>
-          <w:rFonts w:ascii="Times New Roman" w:hAnsi="Times New Roman" w:cs="Times New Roman"/>
-          <w:sz w:val="28"/>
-          <w:szCs w:val="28"/>
-          <w:lang w:val="en-US"/>
-        </w:rPr>
-      </w:pPr>
-      <w:r>
-        <w:rPr>
-          <w:rFonts w:ascii="Times New Roman" w:hAnsi="Times New Roman" w:cs="Times New Roman"/>
-          <w:sz w:val="28"/>
-          <w:szCs w:val="28"/>
-          <w:lang w:val="en-US"/>
-        </w:rPr>
+        <w:br/>
         <w:t xml:space="preserve">        GPIOA-&gt;BSRR = (1 &lt;&lt; 1);</w:t>
-      </w:r>
-    </w:p>
-    <w:p>
-      <w:pPr>
-        <w:rPr>
-          <w:rFonts w:ascii="Times New Roman" w:hAnsi="Times New Roman" w:cs="Times New Roman"/>
-          <w:sz w:val="28"/>
-          <w:szCs w:val="28"/>
-          <w:lang w:val="en-US"/>
-        </w:rPr>
-      </w:pPr>
-    </w:p>
-    <w:p>
-      <w:pPr>
-        <w:rPr>
-          <w:rFonts w:ascii="Times New Roman" w:hAnsi="Times New Roman" w:cs="Times New Roman"/>
-          <w:sz w:val="28"/>
-          <w:szCs w:val="28"/>
-          <w:lang w:val="en-US"/>
-        </w:rPr>
-      </w:pPr>
-      <w:r>
-        <w:rPr>
-          <w:rFonts w:ascii="Times New Roman" w:hAnsi="Times New Roman" w:cs="Times New Roman"/>
-          <w:sz w:val="28"/>
-          <w:szCs w:val="28"/>
-          <w:lang w:val="en-US"/>
-        </w:rPr>
+        <w:br/>
+        <w:br/>
         <w:t xml:space="preserve">        for (int i = 0; i &lt; 8; i++)</w:t>
-      </w:r>
-    </w:p>
-    <w:p>
-      <w:pPr>
-        <w:rPr>
-          <w:rFonts w:ascii="Times New Roman" w:hAnsi="Times New Roman" w:cs="Times New Roman"/>
-          <w:sz w:val="28"/>
-          <w:szCs w:val="28"/>
-          <w:lang w:val="en-US"/>
-        </w:rPr>
-      </w:pPr>
-      <w:r>
-        <w:rPr>
-          <w:rFonts w:ascii="Times New Roman" w:hAnsi="Times New Roman" w:cs="Times New Roman"/>
-          <w:sz w:val="28"/>
-          <w:szCs w:val="28"/>
-          <w:lang w:val="en-US"/>
-        </w:rPr>
+        <w:br/>
         <w:t xml:space="preserve">        {</w:t>
-      </w:r>
-    </w:p>
-    <w:p>
-      <w:pPr>
-        <w:rPr>
-          <w:rFonts w:ascii="Times New Roman" w:hAnsi="Times New Roman" w:cs="Times New Roman"/>
-          <w:sz w:val="28"/>
-          <w:szCs w:val="28"/>
-          <w:lang w:val="en-US"/>
-        </w:rPr>
-      </w:pPr>
-      <w:r>
-        <w:rPr>
-          <w:rFonts w:ascii="Times New Roman" w:hAnsi="Times New Roman" w:cs="Times New Roman"/>
-          <w:sz w:val="28"/>
-          <w:szCs w:val="28"/>
-          <w:lang w:val="en-US"/>
-        </w:rPr>
+        <w:br/>
         <w:t xml:space="preserve">            //tao xung len PA0</w:t>
-      </w:r>
-    </w:p>
-    <w:p>
-      <w:pPr>
-        <w:rPr>
-          <w:rFonts w:ascii="Times New Roman" w:hAnsi="Times New Roman" w:cs="Times New Roman"/>
-          <w:sz w:val="28"/>
-          <w:szCs w:val="28"/>
-          <w:lang w:val="en-US"/>
-        </w:rPr>
-      </w:pPr>
-      <w:r>
-        <w:rPr>
-          <w:rFonts w:ascii="Times New Roman" w:hAnsi="Times New Roman" w:cs="Times New Roman"/>
-          <w:sz w:val="28"/>
-          <w:szCs w:val="28"/>
-          <w:lang w:val="en-US"/>
-        </w:rPr>
+        <w:br/>
         <w:t xml:space="preserve">            GPIOA-&gt;BSRR = (1 &lt;&lt; 16);</w:t>
-      </w:r>
-    </w:p>
-    <w:p>
-      <w:pPr>
-        <w:rPr>
-          <w:rFonts w:ascii="Times New Roman" w:hAnsi="Times New Roman" w:cs="Times New Roman"/>
-          <w:sz w:val="28"/>
-          <w:szCs w:val="28"/>
-          <w:lang w:val="en-US"/>
-        </w:rPr>
-      </w:pPr>
-    </w:p>
-    <w:p>
-      <w:pPr>
-        <w:rPr>
-          <w:rFonts w:ascii="Times New Roman" w:hAnsi="Times New Roman" w:cs="Times New Roman"/>
-          <w:sz w:val="28"/>
-          <w:szCs w:val="28"/>
-          <w:lang w:val="en-US"/>
-        </w:rPr>
-      </w:pPr>
-      <w:r>
-        <w:rPr>
-          <w:rFonts w:ascii="Times New Roman" w:hAnsi="Times New Roman" w:cs="Times New Roman"/>
-          <w:sz w:val="28"/>
-          <w:szCs w:val="28"/>
-          <w:lang w:val="en-US"/>
-        </w:rPr>
+        <w:br/>
+        <w:br/>
         <w:t xml:space="preserve">            GPIOA-&gt;BSRR = (1 &lt;&lt; 0);</w:t>
-      </w:r>
-    </w:p>
-    <w:p>
-      <w:pPr>
-        <w:rPr>
-          <w:rFonts w:ascii="Times New Roman" w:hAnsi="Times New Roman" w:cs="Times New Roman"/>
-          <w:sz w:val="28"/>
-          <w:szCs w:val="28"/>
-          <w:lang w:val="en-US"/>
-        </w:rPr>
-      </w:pPr>
-    </w:p>
-    <w:p>
-      <w:pPr>
-        <w:rPr>
-          <w:rFonts w:ascii="Times New Roman" w:hAnsi="Times New Roman" w:cs="Times New Roman"/>
-          <w:sz w:val="28"/>
-          <w:szCs w:val="28"/>
-          <w:lang w:val="en-US"/>
-        </w:rPr>
-      </w:pPr>
-      <w:r>
-        <w:rPr>
-          <w:rFonts w:ascii="Times New Roman" w:hAnsi="Times New Roman" w:cs="Times New Roman"/>
-          <w:sz w:val="28"/>
-          <w:szCs w:val="28"/>
-          <w:lang w:val="en-US"/>
-        </w:rPr>
+        <w:br/>
+        <w:br/>
         <w:t xml:space="preserve">        }</w:t>
-      </w:r>
-    </w:p>
-    <w:p>
-      <w:pPr>
-        <w:rPr>
-          <w:rFonts w:ascii="Times New Roman" w:hAnsi="Times New Roman" w:cs="Times New Roman"/>
-          <w:sz w:val="28"/>
-          <w:szCs w:val="28"/>
-          <w:lang w:val="en-US"/>
-        </w:rPr>
-      </w:pPr>
-    </w:p>
-    <w:p>
-      <w:pPr>
-        <w:rPr>
-          <w:rFonts w:ascii="Times New Roman" w:hAnsi="Times New Roman" w:cs="Times New Roman"/>
-          <w:sz w:val="28"/>
-          <w:szCs w:val="28"/>
-          <w:lang w:val="en-US"/>
-        </w:rPr>
-      </w:pPr>
-      <w:r>
-        <w:rPr>
-          <w:rFonts w:ascii="Times New Roman" w:hAnsi="Times New Roman" w:cs="Times New Roman"/>
-          <w:sz w:val="28"/>
-          <w:szCs w:val="28"/>
-          <w:lang w:val="en-US"/>
-        </w:rPr>
+        <w:br/>
+        <w:br/>
         <w:t xml:space="preserve">        GPIOA-&gt;BSRR = (1 &lt;&lt; 18);</w:t>
-      </w:r>
-    </w:p>
-    <w:p>
-      <w:pPr>
-        <w:rPr>
-          <w:rFonts w:ascii="Times New Roman" w:hAnsi="Times New Roman" w:cs="Times New Roman"/>
-          <w:sz w:val="28"/>
-          <w:szCs w:val="28"/>
-          <w:lang w:val="en-US"/>
-        </w:rPr>
-      </w:pPr>
-      <w:r>
-        <w:rPr>
-          <w:rFonts w:ascii="Times New Roman" w:hAnsi="Times New Roman" w:cs="Times New Roman"/>
-          <w:sz w:val="28"/>
-          <w:szCs w:val="28"/>
-          <w:lang w:val="en-US"/>
-        </w:rPr>
+        <w:br/>
         <w:t xml:space="preserve">        delay(1);</w:t>
-      </w:r>
-    </w:p>
-    <w:p>
-      <w:pPr>
-        <w:rPr>
-          <w:rFonts w:ascii="Times New Roman" w:hAnsi="Times New Roman" w:cs="Times New Roman"/>
-          <w:sz w:val="28"/>
-          <w:szCs w:val="28"/>
-          <w:lang w:val="en-US"/>
-        </w:rPr>
-      </w:pPr>
-      <w:r>
-        <w:rPr>
-          <w:rFonts w:ascii="Times New Roman" w:hAnsi="Times New Roman" w:cs="Times New Roman"/>
-          <w:sz w:val="28"/>
-          <w:szCs w:val="28"/>
-          <w:lang w:val="en-US"/>
-        </w:rPr>
+        <w:br/>
         <w:t xml:space="preserve">        GPIOA-&gt;BSRR = (1 &lt;&lt; 2);</w:t>
-      </w:r>
-    </w:p>
-    <w:p>
-      <w:pPr>
-        <w:rPr>
-          <w:rFonts w:ascii="Times New Roman" w:hAnsi="Times New Roman" w:cs="Times New Roman"/>
-          <w:sz w:val="28"/>
-          <w:szCs w:val="28"/>
-          <w:lang w:val="en-US"/>
-        </w:rPr>
-      </w:pPr>
-      <w:r>
-        <w:rPr>
-          <w:rFonts w:ascii="Times New Roman" w:hAnsi="Times New Roman" w:cs="Times New Roman"/>
-          <w:sz w:val="28"/>
-          <w:szCs w:val="28"/>
-          <w:lang w:val="en-US"/>
-        </w:rPr>
+        <w:br/>
         <w:t xml:space="preserve">        delay(1);</w:t>
-      </w:r>
-    </w:p>
-    <w:p>
-      <w:pPr>
-        <w:rPr>
-          <w:rFonts w:ascii="Times New Roman" w:hAnsi="Times New Roman" w:cs="Times New Roman"/>
-          <w:sz w:val="28"/>
-          <w:szCs w:val="28"/>
-          <w:lang w:val="en-US"/>
-        </w:rPr>
-      </w:pPr>
-      <w:r>
-        <w:rPr>
-          <w:rFonts w:ascii="Times New Roman" w:hAnsi="Times New Roman" w:cs="Times New Roman"/>
-          <w:sz w:val="28"/>
-          <w:szCs w:val="28"/>
-          <w:lang w:val="en-US"/>
-        </w:rPr>
+        <w:br/>
         <w:t xml:space="preserve">        GPIOA-&gt;BSRR = (1 &lt;&lt; 18);</w:t>
-      </w:r>
-    </w:p>
-    <w:p>
-      <w:pPr>
-        <w:rPr>
-          <w:rFonts w:ascii="Times New Roman" w:hAnsi="Times New Roman" w:cs="Times New Roman"/>
-          <w:sz w:val="28"/>
-          <w:szCs w:val="28"/>
-          <w:lang w:val="en-US"/>
-        </w:rPr>
-      </w:pPr>
-    </w:p>
-    <w:p>
-      <w:pPr>
-        <w:rPr>
-          <w:rFonts w:ascii="Times New Roman" w:hAnsi="Times New Roman" w:cs="Times New Roman"/>
-          <w:sz w:val="28"/>
-          <w:szCs w:val="28"/>
-          <w:lang w:val="en-US"/>
-        </w:rPr>
-      </w:pPr>
-      <w:r>
-        <w:rPr>
-          <w:rFonts w:ascii="Times New Roman" w:hAnsi="Times New Roman" w:cs="Times New Roman"/>
-          <w:sz w:val="28"/>
-          <w:szCs w:val="28"/>
-          <w:lang w:val="en-US"/>
-        </w:rPr>
+        <w:br/>
+        <w:br/>
+        <w:t xml:space="preserve">        delay(50);</w:t>
+        <w:br/>
+        <w:br/>
+        <w:t xml:space="preserve">        //tat led</w:t>
+        <w:br/>
+        <w:t xml:space="preserve">        //PA1 = 0</w:t>
+        <w:br/>
+        <w:t xml:space="preserve">        GPIOA-&gt;BSRR = (1 &lt;&lt; 17);</w:t>
+        <w:br/>
+        <w:br/>
+        <w:t xml:space="preserve">        for (int i = 0; i &lt; 8; i++)</w:t>
+        <w:br/>
+        <w:t xml:space="preserve">        {</w:t>
+        <w:br/>
+        <w:t xml:space="preserve">            //tao xung len PA0</w:t>
+        <w:br/>
+        <w:t xml:space="preserve">            GPIOA-&gt;BSRR = (1 &lt;&lt; 16);</w:t>
+        <w:br/>
+        <w:br/>
+        <w:t xml:space="preserve">            GPIOA-&gt;BSRR = (1 &lt;&lt; 0);</w:t>
+        <w:br/>
+        <w:br/>
+        <w:t xml:space="preserve">        }</w:t>
+        <w:br/>
+        <w:br/>
+        <w:t xml:space="preserve">        GPIOA-&gt;BSRR = (1 &lt;&lt; 18);</w:t>
+        <w:br/>
         <w:t xml:space="preserve">        delay(1);</w:t>
-      </w:r>
-    </w:p>
-    <w:p>
-      <w:pPr>
-        <w:rPr>
-          <w:rFonts w:ascii="Times New Roman" w:hAnsi="Times New Roman" w:cs="Times New Roman"/>
-          <w:sz w:val="28"/>
-          <w:szCs w:val="28"/>
-          <w:lang w:val="en-US"/>
-        </w:rPr>
-      </w:pPr>
-    </w:p>
-    <w:p>
-      <w:pPr>
-        <w:rPr>
-          <w:rFonts w:ascii="Times New Roman" w:hAnsi="Times New Roman" w:cs="Times New Roman"/>
-          <w:sz w:val="28"/>
-          <w:szCs w:val="28"/>
-          <w:lang w:val="en-US"/>
-        </w:rPr>
-      </w:pPr>
-      <w:r>
-        <w:rPr>
-          <w:rFonts w:ascii="Times New Roman" w:hAnsi="Times New Roman" w:cs="Times New Roman"/>
-          <w:sz w:val="28"/>
-          <w:szCs w:val="28"/>
-          <w:lang w:val="en-US"/>
-        </w:rPr>
-        <w:t xml:space="preserve">        //tat led</w:t>
-      </w:r>
-    </w:p>
-    <w:p>
-      <w:pPr>
-        <w:rPr>
-          <w:rFonts w:ascii="Times New Roman" w:hAnsi="Times New Roman" w:cs="Times New Roman"/>
-          <w:sz w:val="28"/>
-          <w:szCs w:val="28"/>
-          <w:lang w:val="en-US"/>
-        </w:rPr>
-      </w:pPr>
-      <w:r>
-        <w:rPr>
-          <w:rFonts w:ascii="Times New Roman" w:hAnsi="Times New Roman" w:cs="Times New Roman"/>
-          <w:sz w:val="28"/>
-          <w:szCs w:val="28"/>
-          <w:lang w:val="en-US"/>
-        </w:rPr>
-        <w:t xml:space="preserve">        //PA1 = 0</w:t>
-      </w:r>
-    </w:p>
-    <w:p>
-      <w:pPr>
-        <w:rPr>
-          <w:rFonts w:ascii="Times New Roman" w:hAnsi="Times New Roman" w:cs="Times New Roman"/>
-          <w:sz w:val="28"/>
-          <w:szCs w:val="28"/>
-          <w:lang w:val="en-US"/>
-        </w:rPr>
-      </w:pPr>
-      <w:r>
-        <w:rPr>
-          <w:rFonts w:ascii="Times New Roman" w:hAnsi="Times New Roman" w:cs="Times New Roman"/>
-          <w:sz w:val="28"/>
-          <w:szCs w:val="28"/>
-          <w:lang w:val="en-US"/>
-        </w:rPr>
-        <w:t xml:space="preserve">        GPIOA-&gt;BSRR = (1 &lt;&lt; 17);</w:t>
-      </w:r>
-    </w:p>
-    <w:p>
-      <w:pPr>
-        <w:rPr>
-          <w:rFonts w:ascii="Times New Roman" w:hAnsi="Times New Roman" w:cs="Times New Roman"/>
-          <w:sz w:val="28"/>
-          <w:szCs w:val="28"/>
-          <w:lang w:val="en-US"/>
-        </w:rPr>
-      </w:pPr>
-    </w:p>
-    <w:p>
-      <w:pPr>
-        <w:rPr>
-          <w:rFonts w:ascii="Times New Roman" w:hAnsi="Times New Roman" w:cs="Times New Roman"/>
-          <w:sz w:val="28"/>
-          <w:szCs w:val="28"/>
-          <w:lang w:val="en-US"/>
-        </w:rPr>
-      </w:pPr>
-      <w:r>
-        <w:rPr>
-          <w:rFonts w:ascii="Times New Roman" w:hAnsi="Times New Roman" w:cs="Times New Roman"/>
-          <w:sz w:val="28"/>
-          <w:szCs w:val="28"/>
-          <w:lang w:val="en-US"/>
-        </w:rPr>
-        <w:t xml:space="preserve">        for (int i = 0; i &lt; 8; i++)</w:t>
-      </w:r>
-    </w:p>
-    <w:p>
-      <w:pPr>
-        <w:rPr>
-          <w:rFonts w:ascii="Times New Roman" w:hAnsi="Times New Roman" w:cs="Times New Roman"/>
-          <w:sz w:val="28"/>
-          <w:szCs w:val="28"/>
-          <w:lang w:val="en-US"/>
-        </w:rPr>
-      </w:pPr>
-      <w:r>
-        <w:rPr>
-          <w:rFonts w:ascii="Times New Roman" w:hAnsi="Times New Roman" w:cs="Times New Roman"/>
-          <w:sz w:val="28"/>
-          <w:szCs w:val="28"/>
-          <w:lang w:val="en-US"/>
-        </w:rPr>
-        <w:t xml:space="preserve">        {</w:t>
-      </w:r>
-    </w:p>
-    <w:p>
-      <w:pPr>
-        <w:rPr>
-          <w:rFonts w:ascii="Times New Roman" w:hAnsi="Times New Roman" w:cs="Times New Roman"/>
-          <w:sz w:val="28"/>
-          <w:szCs w:val="28"/>
-          <w:lang w:val="en-US"/>
-        </w:rPr>
-      </w:pPr>
-      <w:r>
-        <w:rPr>
-          <w:rFonts w:ascii="Times New Roman" w:hAnsi="Times New Roman" w:cs="Times New Roman"/>
-          <w:sz w:val="28"/>
-          <w:szCs w:val="28"/>
-          <w:lang w:val="en-US"/>
-        </w:rPr>
-        <w:lastRenderedPageBreak/>
-        <w:t xml:space="preserve">            //tao xung len PA0</w:t>
-      </w:r>
-    </w:p>
-    <w:p>
-      <w:pPr>
-        <w:rPr>
-          <w:rFonts w:ascii="Times New Roman" w:hAnsi="Times New Roman" w:cs="Times New Roman"/>
-          <w:sz w:val="28"/>
-          <w:szCs w:val="28"/>
-          <w:lang w:val="en-US"/>
-        </w:rPr>
-      </w:pPr>
-      <w:r>
-        <w:rPr>
-          <w:rFonts w:ascii="Times New Roman" w:hAnsi="Times New Roman" w:cs="Times New Roman"/>
-          <w:sz w:val="28"/>
-          <w:szCs w:val="28"/>
-          <w:lang w:val="en-US"/>
-        </w:rPr>
-        <w:t xml:space="preserve">            GPIOA-&gt;BSRR = (1 &lt;&lt; 16);</w:t>
-      </w:r>
-    </w:p>
-    <w:p>
-      <w:pPr>
-        <w:rPr>
-          <w:rFonts w:ascii="Times New Roman" w:hAnsi="Times New Roman" w:cs="Times New Roman"/>
-          <w:sz w:val="28"/>
-          <w:szCs w:val="28"/>
-          <w:lang w:val="en-US"/>
-        </w:rPr>
-      </w:pPr>
-    </w:p>
-    <w:p>
-      <w:pPr>
-        <w:rPr>
-          <w:rFonts w:ascii="Times New Roman" w:hAnsi="Times New Roman" w:cs="Times New Roman"/>
-          <w:sz w:val="28"/>
-          <w:szCs w:val="28"/>
-          <w:lang w:val="en-US"/>
-        </w:rPr>
-      </w:pPr>
-      <w:r>
-        <w:rPr>
-          <w:rFonts w:ascii="Times New Roman" w:hAnsi="Times New Roman" w:cs="Times New Roman"/>
-          <w:sz w:val="28"/>
-          <w:szCs w:val="28"/>
-          <w:lang w:val="en-US"/>
-        </w:rPr>
-        <w:t xml:space="preserve">            GPIOA-&gt;BSRR = (1 &lt;&lt; 0);</w:t>
-      </w:r>
-    </w:p>
-    <w:p>
-      <w:pPr>
-        <w:rPr>
-          <w:rFonts w:ascii="Times New Roman" w:hAnsi="Times New Roman" w:cs="Times New Roman"/>
-          <w:sz w:val="28"/>
-          <w:szCs w:val="28"/>
-          <w:lang w:val="en-US"/>
-        </w:rPr>
-      </w:pPr>
-    </w:p>
-    <w:p>
-      <w:pPr>
-        <w:rPr>
-          <w:rFonts w:ascii="Times New Roman" w:hAnsi="Times New Roman" w:cs="Times New Roman"/>
-          <w:sz w:val="28"/>
-          <w:szCs w:val="28"/>
-          <w:lang w:val="en-US"/>
-        </w:rPr>
-      </w:pPr>
-      <w:r>
-        <w:rPr>
-          <w:rFonts w:ascii="Times New Roman" w:hAnsi="Times New Roman" w:cs="Times New Roman"/>
-          <w:sz w:val="28"/>
-          <w:szCs w:val="28"/>
-          <w:lang w:val="en-US"/>
-        </w:rPr>
-        <w:t xml:space="preserve">        }</w:t>
-      </w:r>
-    </w:p>
-    <w:p>
-      <w:pPr>
-        <w:rPr>
-          <w:rFonts w:ascii="Times New Roman" w:hAnsi="Times New Roman" w:cs="Times New Roman"/>
-          <w:sz w:val="28"/>
-          <w:szCs w:val="28"/>
-          <w:lang w:val="en-US"/>
-        </w:rPr>
-      </w:pPr>
-    </w:p>
-    <w:p>
-      <w:pPr>
-        <w:rPr>
-          <w:rFonts w:ascii="Times New Roman" w:hAnsi="Times New Roman" w:cs="Times New Roman"/>
-          <w:sz w:val="28"/>
-          <w:szCs w:val="28"/>
-          <w:lang w:val="en-US"/>
-        </w:rPr>
-      </w:pPr>
-      <w:r>
-        <w:rPr>
-          <w:rFonts w:ascii="Times New Roman" w:hAnsi="Times New Roman" w:cs="Times New Roman"/>
-          <w:sz w:val="28"/>
-          <w:szCs w:val="28"/>
-          <w:lang w:val="en-US"/>
-        </w:rPr>
+        <w:br/>
+        <w:t xml:space="preserve">        GPIOA-&gt;BSRR = (1 &lt;&lt; 2);</w:t>
+        <w:br/>
+        <w:t xml:space="preserve">        delay(1);</w:t>
+        <w:br/>
         <w:t xml:space="preserve">        GPIOA-&gt;BSRR = (1 &lt;&lt; 18);</w:t>
-      </w:r>
-    </w:p>
-    <w:p>
-      <w:pPr>
-        <w:rPr>
-          <w:rFonts w:ascii="Times New Roman" w:hAnsi="Times New Roman" w:cs="Times New Roman"/>
-          <w:sz w:val="28"/>
-          <w:szCs w:val="28"/>
-          <w:lang w:val="en-US"/>
-        </w:rPr>
-      </w:pPr>
-      <w:r>
-        <w:rPr>
-          <w:rFonts w:ascii="Times New Roman" w:hAnsi="Times New Roman" w:cs="Times New Roman"/>
-          <w:sz w:val="28"/>
-          <w:szCs w:val="28"/>
-          <w:lang w:val="en-US"/>
-        </w:rPr>
-        <w:t xml:space="preserve">        delay(1);</w:t>
-      </w:r>
-    </w:p>
-    <w:p>
-      <w:pPr>
-        <w:rPr>
-          <w:rFonts w:ascii="Times New Roman" w:hAnsi="Times New Roman" w:cs="Times New Roman"/>
-          <w:sz w:val="28"/>
-          <w:szCs w:val="28"/>
-          <w:lang w:val="en-US"/>
-        </w:rPr>
-      </w:pPr>
-      <w:r>
-        <w:rPr>
-          <w:rFonts w:ascii="Times New Roman" w:hAnsi="Times New Roman" w:cs="Times New Roman"/>
-          <w:sz w:val="28"/>
-          <w:szCs w:val="28"/>
-          <w:lang w:val="en-US"/>
-        </w:rPr>
-        <w:t xml:space="preserve">        GPIOA-&gt;BSRR = (1 &lt;&lt; 2);</w:t>
-      </w:r>
-    </w:p>
-    <w:p>
-      <w:pPr>
-        <w:rPr>
-          <w:rFonts w:ascii="Times New Roman" w:hAnsi="Times New Roman" w:cs="Times New Roman"/>
-          <w:sz w:val="28"/>
-          <w:szCs w:val="28"/>
-          <w:lang w:val="en-US"/>
-        </w:rPr>
-      </w:pPr>
-      <w:r>
-        <w:rPr>
-          <w:rFonts w:ascii="Times New Roman" w:hAnsi="Times New Roman" w:cs="Times New Roman"/>
-          <w:sz w:val="28"/>
-          <w:szCs w:val="28"/>
-          <w:lang w:val="en-US"/>
-        </w:rPr>
-        <w:t xml:space="preserve">        delay(1);</w:t>
-      </w:r>
-    </w:p>
-    <w:p>
-      <w:pPr>
-        <w:rPr>
-          <w:rFonts w:ascii="Times New Roman" w:hAnsi="Times New Roman" w:cs="Times New Roman"/>
-          <w:sz w:val="28"/>
-          <w:szCs w:val="28"/>
-          <w:lang w:val="en-US"/>
-        </w:rPr>
-      </w:pPr>
-      <w:r>
-        <w:rPr>
-          <w:rFonts w:ascii="Times New Roman" w:hAnsi="Times New Roman" w:cs="Times New Roman"/>
-          <w:sz w:val="28"/>
-          <w:szCs w:val="28"/>
-          <w:lang w:val="en-US"/>
-        </w:rPr>
-        <w:t xml:space="preserve">        GPIOA-&gt;BSRR = (1 &lt;&lt; 18);</w:t>
-      </w:r>
-    </w:p>
-    <w:p>
-      <w:pPr>
-        <w:rPr>
-          <w:rFonts w:ascii="Times New Roman" w:hAnsi="Times New Roman" w:cs="Times New Roman"/>
-          <w:sz w:val="28"/>
-          <w:szCs w:val="28"/>
-          <w:lang w:val="en-US"/>
-        </w:rPr>
-      </w:pPr>
-    </w:p>
-    <w:p>
-      <w:pPr>
-        <w:rPr>
-          <w:rFonts w:ascii="Times New Roman" w:hAnsi="Times New Roman" w:cs="Times New Roman"/>
-          <w:sz w:val="28"/>
-          <w:szCs w:val="28"/>
-          <w:lang w:val="en-US"/>
-        </w:rPr>
-      </w:pPr>
-      <w:r>
-        <w:rPr>
-          <w:rFonts w:ascii="Times New Roman" w:hAnsi="Times New Roman" w:cs="Times New Roman"/>
-          <w:sz w:val="28"/>
-          <w:szCs w:val="28"/>
-          <w:lang w:val="en-US"/>
-        </w:rPr>
-        <w:t xml:space="preserve">        delay(1);</w:t>
-      </w:r>
-    </w:p>
-    <w:p>
-      <w:pPr>
-        <w:rPr>
-          <w:rFonts w:ascii="Times New Roman" w:hAnsi="Times New Roman" w:cs="Times New Roman"/>
-          <w:sz w:val="28"/>
-          <w:szCs w:val="28"/>
-          <w:lang w:val="en-US"/>
-        </w:rPr>
-      </w:pPr>
-      <w:r>
-        <w:rPr>
-          <w:rFonts w:ascii="Times New Roman" w:hAnsi="Times New Roman" w:cs="Times New Roman"/>
-          <w:sz w:val="28"/>
-          <w:szCs w:val="28"/>
-          <w:lang w:val="en-US"/>
-        </w:rPr>
+        <w:br/>
+        <w:br/>
+        <w:t xml:space="preserve">        delay(50);</w:t>
+        <w:br/>
         <w:t xml:space="preserve">    }</w:t>
+        <w:br/>
+        <w:t>}</w:t>
       </w:r>
     </w:p>
     <w:p>
